--- a/KÁB_KO_BG_projekt_okospárna/felhasználói dokumentáció.docx
+++ b/KÁB_KO_BG_projekt_okospárna/felhasználói dokumentáció.docx
@@ -2839,15 +2839,7 @@
           <w:sz w:val="24"/>
           <w:szCs w:val="24"/>
         </w:rPr>
-        <w:t>Az okospárna összehasonlítása és r</w:t>
-      </w:r>
-      <w:r>
-        <w:rPr>
-          <w:rFonts w:ascii="Times New Roman" w:hAnsi="Times New Roman" w:cs="Times New Roman"/>
-          <w:sz w:val="24"/>
-          <w:szCs w:val="24"/>
-        </w:rPr>
-        <w:t>endelési lehetőség</w:t>
+        <w:t>Az okospárna összehasonlítása és rendelési lehetőség</w:t>
       </w:r>
     </w:p>
     <w:p>
@@ -3394,6 +3386,76 @@
           <w:szCs w:val="24"/>
         </w:rPr>
       </w:pPr>
+      <w:r>
+        <w:rPr>
+          <w:rFonts w:ascii="Times New Roman" w:hAnsi="Times New Roman" w:cs="Times New Roman"/>
+          <w:sz w:val="24"/>
+          <w:szCs w:val="24"/>
+        </w:rPr>
+        <w:drawing>
+          <wp:anchor distT="0" distB="0" distL="114300" distR="114300" simplePos="0" relativeHeight="251667456" behindDoc="0" locked="0" layoutInCell="1" allowOverlap="1" wp14:anchorId="6D21E11F" wp14:editId="4BBDAE02">
+            <wp:simplePos x="0" y="0"/>
+            <wp:positionH relativeFrom="margin">
+              <wp:align>center</wp:align>
+            </wp:positionH>
+            <wp:positionV relativeFrom="paragraph">
+              <wp:posOffset>784860</wp:posOffset>
+            </wp:positionV>
+            <wp:extent cx="3966046" cy="4866315"/>
+            <wp:effectExtent l="0" t="0" r="0" b="0"/>
+            <wp:wrapSquare wrapText="bothSides"/>
+            <wp:docPr id="4" name="Tartalom helye 3">
+              <a:extLst xmlns:a="http://schemas.openxmlformats.org/drawingml/2006/main">
+                <a:ext uri="{FF2B5EF4-FFF2-40B4-BE49-F238E27FC236}">
+                  <a16:creationId xmlns:a16="http://schemas.microsoft.com/office/drawing/2014/main" id="{90ABD67F-A572-9392-2535-692F3BAEF8BC}"/>
+                </a:ext>
+              </a:extLst>
+            </wp:docPr>
+            <wp:cNvGraphicFramePr>
+              <a:graphicFrameLocks xmlns:a="http://schemas.openxmlformats.org/drawingml/2006/main" noGrp="1" noChangeAspect="1"/>
+            </wp:cNvGraphicFramePr>
+            <a:graphic xmlns:a="http://schemas.openxmlformats.org/drawingml/2006/main">
+              <a:graphicData uri="http://schemas.openxmlformats.org/drawingml/2006/picture">
+                <pic:pic xmlns:pic="http://schemas.openxmlformats.org/drawingml/2006/picture">
+                  <pic:nvPicPr>
+                    <pic:cNvPr id="4" name="Tartalom helye 3">
+                      <a:extLst>
+                        <a:ext uri="{FF2B5EF4-FFF2-40B4-BE49-F238E27FC236}">
+                          <a16:creationId xmlns:a16="http://schemas.microsoft.com/office/drawing/2014/main" id="{90ABD67F-A572-9392-2535-692F3BAEF8BC}"/>
+                        </a:ext>
+                      </a:extLst>
+                    </pic:cNvPr>
+                    <pic:cNvPicPr>
+                      <a:picLocks noGrp="1" noChangeAspect="1"/>
+                    </pic:cNvPicPr>
+                  </pic:nvPicPr>
+                  <pic:blipFill>
+                    <a:blip r:embed="rId10">
+                      <a:extLst>
+                        <a:ext uri="{28A0092B-C50C-407E-A947-70E740481C1C}">
+                          <a14:useLocalDpi xmlns:a14="http://schemas.microsoft.com/office/drawing/2010/main" val="0"/>
+                        </a:ext>
+                      </a:extLst>
+                    </a:blip>
+                    <a:stretch>
+                      <a:fillRect/>
+                    </a:stretch>
+                  </pic:blipFill>
+                  <pic:spPr>
+                    <a:xfrm>
+                      <a:off x="0" y="0"/>
+                      <a:ext cx="3966046" cy="4866315"/>
+                    </a:xfrm>
+                    <a:prstGeom prst="rect">
+                      <a:avLst/>
+                    </a:prstGeom>
+                  </pic:spPr>
+                </pic:pic>
+              </a:graphicData>
+            </a:graphic>
+          </wp:anchor>
+        </w:drawing>
+      </w:r>
       <w:r>
         <w:rPr>
           <w:rFonts w:ascii="Times New Roman" w:hAnsi="Times New Roman" w:cs="Times New Roman"/>
@@ -3596,66 +3658,6 @@
       <w:r>
         <w:rPr>
           <w:rFonts w:ascii="Times New Roman" w:hAnsi="Times New Roman" w:cs="Times New Roman"/>
-          <w:noProof/>
-          <w:sz w:val="24"/>
-          <w:szCs w:val="24"/>
-        </w:rPr>
-        <w:drawing>
-          <wp:anchor distT="0" distB="0" distL="114300" distR="114300" simplePos="0" relativeHeight="251661312" behindDoc="0" locked="0" layoutInCell="1" allowOverlap="1" wp14:anchorId="1817AF7E" wp14:editId="2AB3968C">
-            <wp:simplePos x="0" y="0"/>
-            <wp:positionH relativeFrom="margin">
-              <wp:align>center</wp:align>
-            </wp:positionH>
-            <wp:positionV relativeFrom="margin">
-              <wp:posOffset>2357755</wp:posOffset>
-            </wp:positionV>
-            <wp:extent cx="5016500" cy="6276975"/>
-            <wp:effectExtent l="0" t="0" r="0" b="9525"/>
-            <wp:wrapSquare wrapText="bothSides"/>
-            <wp:docPr id="478965278" name="Kép 1"/>
-            <wp:cNvGraphicFramePr>
-              <a:graphicFrameLocks xmlns:a="http://schemas.openxmlformats.org/drawingml/2006/main" noChangeAspect="1"/>
-            </wp:cNvGraphicFramePr>
-            <a:graphic xmlns:a="http://schemas.openxmlformats.org/drawingml/2006/main">
-              <a:graphicData uri="http://schemas.openxmlformats.org/drawingml/2006/picture">
-                <pic:pic xmlns:pic="http://schemas.openxmlformats.org/drawingml/2006/picture">
-                  <pic:nvPicPr>
-                    <pic:cNvPr id="478965278" name=""/>
-                    <pic:cNvPicPr/>
-                  </pic:nvPicPr>
-                  <pic:blipFill>
-                    <a:blip r:embed="rId10">
-                      <a:extLst>
-                        <a:ext uri="{28A0092B-C50C-407E-A947-70E740481C1C}">
-                          <a14:useLocalDpi xmlns:a14="http://schemas.microsoft.com/office/drawing/2010/main" val="0"/>
-                        </a:ext>
-                      </a:extLst>
-                    </a:blip>
-                    <a:stretch>
-                      <a:fillRect/>
-                    </a:stretch>
-                  </pic:blipFill>
-                  <pic:spPr>
-                    <a:xfrm>
-                      <a:off x="0" y="0"/>
-                      <a:ext cx="5016500" cy="6276975"/>
-                    </a:xfrm>
-                    <a:prstGeom prst="rect">
-                      <a:avLst/>
-                    </a:prstGeom>
-                  </pic:spPr>
-                </pic:pic>
-              </a:graphicData>
-            </a:graphic>
-            <wp14:sizeRelV relativeFrom="margin">
-              <wp14:pctHeight>0</wp14:pctHeight>
-            </wp14:sizeRelV>
-          </wp:anchor>
-        </w:drawing>
-      </w:r>
-      <w:r>
-        <w:rPr>
-          <w:rFonts w:ascii="Times New Roman" w:hAnsi="Times New Roman" w:cs="Times New Roman"/>
           <w:sz w:val="24"/>
           <w:szCs w:val="24"/>
         </w:rPr>
@@ -4070,13 +4072,7 @@
         <w:rPr>
           <w:rFonts w:ascii="Times New Roman" w:hAnsi="Times New Roman" w:cs="Times New Roman"/>
         </w:rPr>
-        <w:t xml:space="preserve"> A</w:t>
-      </w:r>
-      <w:r>
-        <w:rPr>
-          <w:rFonts w:ascii="Times New Roman" w:hAnsi="Times New Roman" w:cs="Times New Roman"/>
-        </w:rPr>
-        <w:t xml:space="preserve"> számítógépes rendszereken futó programok, utasítások és adatok összessége, amelyek a hardver működtetését és a feladatok elvégzését teszik lehetővé.</w:t>
+        <w:t xml:space="preserve"> A számítógépes rendszereken futó programok, utasítások és adatok összessége, amelyek a hardver működtetését és a feladatok elvégzését teszik lehetővé.</w:t>
       </w:r>
     </w:p>
   </w:footnote>
